--- a/vvdn/mosfets/ldmos-rf/README.docx
+++ b/vvdn/mosfets/ldmos-rf/README.docx
@@ -54,52 +54,7 @@
           <w:color w:val="282C34"/>
           <w:sz w:val="21"/>
         </w:rPr>
-        <w:t xml:space="preserve">) is a specialized power field-effect transistor engineered specifically for high-power, high-gain radio frequency (RF) and microwave amplification across the </w:t>
-      </w:r>
-      <w:r>
-        <w:rPr>
-          <w:i/>
-          <w:color w:val="145AA0"/>
-          <w:sz w:val="21"/>
-        </w:rPr>
-        <w:t>1\,MHz \dots 3.8\,GHz</w:t>
-      </w:r>
-      <w:r>
-        <w:rPr>
-          <w:color w:val="282C34"/>
-          <w:sz w:val="21"/>
-        </w:rPr>
-        <w:t xml:space="preserve"> frequency spectrum. By utilizing a lateral conduction profile coupled with an integrated backside grounded substrate flange, LDMOS delivers extreme breakdown voltage (</w:t>
-      </w:r>
-      <w:r>
-        <w:rPr>
-          <w:i/>
-          <w:color w:val="145AA0"/>
-          <w:sz w:val="21"/>
-        </w:rPr>
-        <w:t>&gt; 100\,V</w:t>
-      </w:r>
-      <w:r>
-        <w:rPr>
-          <w:color w:val="282C34"/>
-          <w:sz w:val="21"/>
-        </w:rPr>
-        <w:t>), negligible feedback capacitance (</w:t>
-      </w:r>
-      <w:r>
-        <w:rPr>
-          <w:i/>
-          <w:color w:val="145AA0"/>
-          <w:sz w:val="21"/>
-        </w:rPr>
-        <w:t>C_{rss</w:t>
-      </w:r>
-      <w:r>
-        <w:rPr>
-          <w:color w:val="282C34"/>
-          <w:sz w:val="21"/>
-        </w:rPr>
-        <w:t xml:space="preserve">), and unmatched VSWR mismatch ruggedness across </w:t>
+        <w:t xml:space="preserve">) is a specialized power field-effect transistor engineered specifically for high-power, high-gain radio frequency (RF) and microwave amplification across the 1 MHz ... 3.8 GHz frequency spectrum. By utilizing a lateral conduction profile coupled with an integrated backside grounded substrate flange, LDMOS delivers extreme breakdown voltage (&gt; 100 V), negligible feedback capacitance (C_rss), and unmatched VSWR mismatch ruggedness across </w:t>
       </w:r>
       <w:r>
         <w:rPr>
@@ -295,50 +250,53 @@
           <w:color w:val="282C34"/>
           <w:sz w:val="21"/>
         </w:rPr>
-        <w:t>In RF power amplification, common-source parasitic inductance (</w:t>
-      </w:r>
-      <w:r>
-        <w:rPr>
-          <w:i/>
-          <w:color w:val="145AA0"/>
-          <w:sz w:val="21"/>
-        </w:rPr>
-        <w:t>L_S</w:t>
-      </w:r>
-      <w:r>
-        <w:rPr>
-          <w:color w:val="282C34"/>
-          <w:sz w:val="21"/>
-        </w:rPr>
-        <w:t>) is the primary destroyer of RF power gain:</w:t>
+        <w:t>In RF power amplification, common-source parasitic inductance (L_S) is the primary destroyer of RF power gain:</w:t>
       </w:r>
     </w:p>
-    <w:p>
-      <w:pPr>
-        <w:spacing w:after="80"/>
-      </w:pPr>
-      <w:r>
-        <w:rPr>
-          <w:i/>
-          <w:color w:val="145AA0"/>
-          <w:sz w:val="21"/>
-        </w:rPr>
-      </w:r>
-      <w:r>
-        <w:rPr>
-          <w:color w:val="282C34"/>
-          <w:sz w:val="21"/>
-        </w:rPr>
-        <w:t>G_{max} \propto \frac{1}{\omega^2 \cdot L_S}</w:t>
-      </w:r>
-      <w:r>
-        <w:rPr>
-          <w:i/>
-          <w:color w:val="145AA0"/>
-          <w:sz w:val="21"/>
-        </w:rPr>
-      </w:r>
-    </w:p>
+    <w:tbl>
+      <w:tblPr>
+        <w:tblW w:type="auto" w:w="0"/>
+        <w:jc w:val="center"/>
+        <w:tblLook w:firstColumn="1" w:firstRow="1" w:lastColumn="0" w:lastRow="0" w:noHBand="0" w:noVBand="1" w:val="04A0"/>
+      </w:tblPr>
+      <w:tblGrid>
+        <w:gridCol w:w="9792"/>
+      </w:tblGrid>
+      <w:tr>
+        <w:tc>
+          <w:tcPr>
+            <w:tcW w:type="dxa" w:w="9792"/>
+            <w:shd w:fill="F5F6F8"/>
+            <w:tcMar>
+              <w:top w:w="80" w:type="dxa"/>
+              <w:bottom w:w="80" w:type="dxa"/>
+              <w:left w:w="140" w:type="dxa"/>
+              <w:right w:w="140" w:type="dxa"/>
+            </w:tcMar>
+            <w:tcBorders>
+              <w:left w:val="single" w:sz="18" w:space="0" w:color="CBD5E0"/>
+              <w:top w:val="none"/>
+              <w:right w:val="none"/>
+              <w:bottom w:val="none"/>
+            </w:tcBorders>
+          </w:tcPr>
+          <w:p>
+            <w:pPr>
+              <w:spacing w:line="240" w:lineRule="auto" w:after="0"/>
+            </w:pPr>
+            <w:r>
+              <w:rPr>
+                <w:rFonts w:ascii="Consolas" w:hAnsi="Consolas"/>
+                <w:color w:val="2D3748"/>
+                <w:sz w:val="18"/>
+              </w:rPr>
+              <w:t>G_max proportional to 1 / (ω^2 * L_S)</w:t>
+            </w:r>
+          </w:p>
+        </w:tc>
+      </w:tr>
+    </w:tbl>
+    <w:p/>
     <w:p>
       <w:pPr>
         <w:pStyle w:val="ListBullet"/>
@@ -350,37 +308,7 @@
           <w:color w:val="282C34"/>
           <w:sz w:val="21"/>
         </w:rPr>
-        <w:t xml:space="preserve">LDMOS connects the top </w:t>
-      </w:r>
-      <w:r>
-        <w:rPr>
-          <w:i/>
-          <w:color w:val="145AA0"/>
-          <w:sz w:val="21"/>
-        </w:rPr>
-        <w:t>n^+</w:t>
-      </w:r>
-      <w:r>
-        <w:rPr>
-          <w:color w:val="282C34"/>
-          <w:sz w:val="21"/>
-        </w:rPr>
-        <w:t xml:space="preserve"> source to the </w:t>
-      </w:r>
-      <w:r>
-        <w:rPr>
-          <w:i/>
-          <w:color w:val="145AA0"/>
-          <w:sz w:val="21"/>
-        </w:rPr>
-        <w:t>p^+</w:t>
-      </w:r>
-      <w:r>
-        <w:rPr>
-          <w:color w:val="282C34"/>
-          <w:sz w:val="21"/>
-        </w:rPr>
-        <w:t xml:space="preserve"> substrate through a low-resistance vertical diffusion plug (the </w:t>
+        <w:t xml:space="preserve">LDMOS connects the top n^+ source to the p^+ substrate through a low-resistance vertical diffusion plug (the </w:t>
       </w:r>
       <w:r>
         <w:rPr>
@@ -410,7 +338,7 @@
           <w:color w:val="282C34"/>
           <w:sz w:val="21"/>
         </w:rPr>
-        <w:t>Extended Lateral $n^-$ Drift Region</w:t>
+        <w:t>Extended Lateral n^- Drift Region</w:t>
       </w:r>
       <w:r>
         <w:rPr>
@@ -431,52 +359,7 @@
           <w:color w:val="282C34"/>
           <w:sz w:val="21"/>
         </w:rPr>
-        <w:t>To withstand high drain supply voltages (</w:t>
-      </w:r>
-      <w:r>
-        <w:rPr>
-          <w:i/>
-          <w:color w:val="145AA0"/>
-          <w:sz w:val="21"/>
-        </w:rPr>
-        <w:t>28\,V \dots 65\,V</w:t>
-      </w:r>
-      <w:r>
-        <w:rPr>
-          <w:color w:val="282C34"/>
-          <w:sz w:val="21"/>
-        </w:rPr>
-        <w:t xml:space="preserve"> DC bus with RF peak swings </w:t>
-      </w:r>
-      <w:r>
-        <w:rPr>
-          <w:i/>
-          <w:color w:val="145AA0"/>
-          <w:sz w:val="21"/>
-        </w:rPr>
-        <w:t>&gt; 150\,V</w:t>
-      </w:r>
-      <w:r>
-        <w:rPr>
-          <w:color w:val="282C34"/>
-          <w:sz w:val="21"/>
-        </w:rPr>
-        <w:t xml:space="preserve">), an extended lateral </w:t>
-      </w:r>
-      <w:r>
-        <w:rPr>
-          <w:i/>
-          <w:color w:val="145AA0"/>
-          <w:sz w:val="21"/>
-        </w:rPr>
-        <w:t>n^-</w:t>
-      </w:r>
-      <w:r>
-        <w:rPr>
-          <w:color w:val="282C34"/>
-          <w:sz w:val="21"/>
-        </w:rPr>
-        <w:t xml:space="preserve"> drift region is placed between the channel and the drain contact.</w:t>
+        <w:t>To withstand high drain supply voltages (28 V ... 65 V DC bus with RF peak swings &gt; 150 V), an extended lateral n^- drift region is placed between the channel and the drain contact.</w:t>
       </w:r>
     </w:p>
     <w:p>
@@ -505,7 +388,7 @@
           <w:color w:val="282C34"/>
           <w:sz w:val="21"/>
         </w:rPr>
-        <w:t>Ultra-Low Feedback Miller Capacitance ($C_{rss} = C_{gd}$)</w:t>
+        <w:t>Ultra-Low Feedback Miller Capacitance (C_rss = C_gd)</w:t>
       </w:r>
       <w:r>
         <w:rPr>
@@ -526,67 +409,7 @@
           <w:color w:val="282C34"/>
           <w:sz w:val="21"/>
         </w:rPr>
-        <w:t xml:space="preserve">The lateral separation between the gate and the drain contact slashes </w:t>
-      </w:r>
-      <w:r>
-        <w:rPr>
-          <w:i/>
-          <w:color w:val="145AA0"/>
-          <w:sz w:val="21"/>
-        </w:rPr>
-        <w:t>C_{rss</w:t>
-      </w:r>
-      <w:r>
-        <w:rPr>
-          <w:color w:val="282C34"/>
-          <w:sz w:val="21"/>
-        </w:rPr>
-        <w:t xml:space="preserve"> to less than </w:t>
-      </w:r>
-      <w:r>
-        <w:rPr>
-          <w:i/>
-          <w:color w:val="145AA0"/>
-          <w:sz w:val="21"/>
-        </w:rPr>
-        <w:t>1\,pF</w:t>
-      </w:r>
-      <w:r>
-        <w:rPr>
-          <w:color w:val="282C34"/>
-          <w:sz w:val="21"/>
-        </w:rPr>
-        <w:t xml:space="preserve"> even in multi-hundred-watt transistors. Low </w:t>
-      </w:r>
-      <w:r>
-        <w:rPr>
-          <w:i/>
-          <w:color w:val="145AA0"/>
-          <w:sz w:val="21"/>
-        </w:rPr>
-        <w:t>C_{rss</w:t>
-      </w:r>
-      <w:r>
-        <w:rPr>
-          <w:color w:val="282C34"/>
-          <w:sz w:val="21"/>
-        </w:rPr>
-        <w:t xml:space="preserve"> prevents parasitic self-oscillation and yields immense power gain (</w:t>
-      </w:r>
-      <w:r>
-        <w:rPr>
-          <w:i/>
-          <w:color w:val="145AA0"/>
-          <w:sz w:val="21"/>
-        </w:rPr>
-        <w:t>18\,dB \dots 26\,dB</w:t>
-      </w:r>
-      <w:r>
-        <w:rPr>
-          <w:color w:val="282C34"/>
-          <w:sz w:val="21"/>
-        </w:rPr>
-        <w:t>) in a single stage.</w:t>
+        <w:t>The lateral separation between the gate and the drain contact slashes C_rss to less than 1 pF even in multi-hundred-watt transistors. Low C_rss prevents parasitic self-oscillation and yields immense power gain (18 dB ... 26 dB) in a single stage.</w:t>
       </w:r>
     </w:p>
     <w:p>
@@ -619,22 +442,7 @@
           <w:color w:val="282C34"/>
           <w:sz w:val="21"/>
         </w:rPr>
-        <w:t xml:space="preserve">In modern cellular base stations (4G LTE / 5G NR), signals have extreme Peak-to-Average Power Ratios (PAPR </w:t>
-      </w:r>
-      <w:r>
-        <w:rPr>
-          <w:i/>
-          <w:color w:val="145AA0"/>
-          <w:sz w:val="21"/>
-        </w:rPr>
-        <w:t>\approx 7 - 10\,dB</w:t>
-      </w:r>
-      <w:r>
-        <w:rPr>
-          <w:color w:val="282C34"/>
-          <w:sz w:val="21"/>
-        </w:rPr>
-        <w:t xml:space="preserve">). Standard Class-AB amplifiers suffer abysmal efficiency at back-off. LDMOS is the core technology powering </w:t>
+        <w:t xml:space="preserve">In modern cellular base stations (4G LTE / 5G NR), signals have extreme Peak-to-Average Power Ratios (PAPR ≈ 7 - 10 dB). Standard Class-AB amplifiers suffer abysmal efficiency at back-off. LDMOS is the core technology powering </w:t>
       </w:r>
       <w:r>
         <w:rPr>
@@ -760,22 +568,7 @@
           <w:color w:val="282C34"/>
           <w:sz w:val="21"/>
         </w:rPr>
-        <w:t>: As the RF envelope exceeds average power, the Peaking amplifier turns ON and delivers current, actively pulling down the apparent load impedance seen by the Main amplifier via active load modulation (</w:t>
-      </w:r>
-      <w:r>
-        <w:rPr>
-          <w:i/>
-          <w:color w:val="145AA0"/>
-          <w:sz w:val="21"/>
-        </w:rPr>
-        <w:t>\lambda/4</w:t>
-      </w:r>
-      <w:r>
-        <w:rPr>
-          <w:color w:val="282C34"/>
-          <w:sz w:val="21"/>
-        </w:rPr>
-        <w:t xml:space="preserve"> transmission line).</w:t>
+        <w:t>: As the RF envelope exceeds average power, the Peaking amplifier turns ON and delivers current, actively pulling down the apparent load impedance seen by the Main amplifier via active load modulation (λ/4 transmission line).</w:t>
       </w:r>
     </w:p>
     <w:p>
@@ -797,22 +590,7 @@
           <w:color w:val="282C34"/>
           <w:sz w:val="21"/>
         </w:rPr>
-        <w:t xml:space="preserve">: Peak power efficiency of </w:t>
-      </w:r>
-      <w:r>
-        <w:rPr>
-          <w:i/>
-          <w:color w:val="145AA0"/>
-          <w:sz w:val="21"/>
-        </w:rPr>
-        <w:t>&gt; 55\%</w:t>
-      </w:r>
-      <w:r>
-        <w:rPr>
-          <w:color w:val="282C34"/>
-          <w:sz w:val="21"/>
-        </w:rPr>
-        <w:t xml:space="preserve"> is maintained across the entire modulation envelope.</w:t>
+        <w:t>: Peak power efficiency of &gt; 55\% is maintained across the entire modulation envelope.</w:t>
       </w:r>
     </w:p>
     <w:p>
@@ -833,24 +611,7 @@
           <w:color w:val="184C78"/>
           <w:sz w:val="28"/>
         </w:rPr>
-        <w:t>3. Ruggedness &amp; Extreme VSWR Survival (</w:t>
-      </w:r>
-      <w:r>
-        <w:rPr>
-          <w:b/>
-          <w:i/>
-          <w:color w:val="145AA0"/>
-          <w:sz w:val="28"/>
-        </w:rPr>
-        <w:t>&gt; 65:1</w:t>
-      </w:r>
-      <w:r>
-        <w:rPr>
-          <w:b/>
-          <w:color w:val="184C78"/>
-          <w:sz w:val="28"/>
-        </w:rPr>
-        <w:t>)</w:t>
+        <w:t>3. Ruggedness &amp; Extreme VSWR Survival (&gt; 65:1)</w:t>
       </w:r>
     </w:p>
     <w:p>
@@ -862,22 +623,7 @@
           <w:color w:val="282C34"/>
           <w:sz w:val="21"/>
         </w:rPr>
-        <w:t>In industrial RF applications (CO2 laser excitation, RF plasma chambers, magnetic resonance imaging), antenna disconnection or load arcing creates a total reflection of RF power back into the transistor (</w:t>
-      </w:r>
-      <w:r>
-        <w:rPr>
-          <w:i/>
-          <w:color w:val="145AA0"/>
-          <w:sz w:val="21"/>
-        </w:rPr>
-        <w:t>|\Gamma| = 1</w:t>
-      </w:r>
-      <w:r>
-        <w:rPr>
-          <w:color w:val="282C34"/>
-          <w:sz w:val="21"/>
-        </w:rPr>
-        <w:t>).</w:t>
+        <w:t>In industrial RF applications (CO2 laser excitation, RF plasma chambers, magnetic resonance imaging), antenna disconnection or load arcing creates a total reflection of RF power back into the transistor (|Γ| = 1).</w:t>
       </w:r>
     </w:p>
     <w:p>
@@ -956,7 +702,7 @@
           <w:color w:val="282C34"/>
           <w:sz w:val="21"/>
         </w:rPr>
-        <w:t>$65:1$ Voltage Standing Wave Ratio (VSWR)</w:t>
+        <w:t>65:1 Voltage Standing Wave Ratio (VSWR)</w:t>
       </w:r>
       <w:r>
         <w:rPr>
@@ -1112,24 +858,7 @@
                 <w:color w:val="FFFFFF"/>
                 <w:sz w:val="19"/>
               </w:rPr>
-              <w:t>Supply (</w:t>
-            </w:r>
-            <w:r>
-              <w:rPr>
-                <w:b/>
-                <w:i/>
-                <w:color w:val="145AA0"/>
-                <w:sz w:val="19"/>
-              </w:rPr>
-              <w:t>V_{DD</w:t>
-            </w:r>
-            <w:r>
-              <w:rPr>
-                <w:b/>
-                <w:color w:val="FFFFFF"/>
-                <w:sz w:val="19"/>
-              </w:rPr>
-              <w:t>)</w:t>
+              <w:t>Supply (V_DD)</w:t>
             </w:r>
           </w:p>
         </w:tc>
@@ -1329,11 +1058,10 @@
             </w:pPr>
             <w:r>
               <w:rPr>
-                <w:i/>
-                <w:color w:val="145AA0"/>
+                <w:color w:val="282C34"/>
                 <w:sz w:val="18"/>
               </w:rPr>
-              <w:t>7.5\,V - 13.6\,V</w:t>
+              <w:t>7.5 V - 13.6 V</w:t>
             </w:r>
           </w:p>
         </w:tc>
@@ -1354,11 +1082,10 @@
             </w:pPr>
             <w:r>
               <w:rPr>
-                <w:i/>
-                <w:color w:val="145AA0"/>
+                <w:color w:val="282C34"/>
                 <w:sz w:val="18"/>
               </w:rPr>
-              <w:t>136 - 941\,MHz</w:t>
+              <w:t>136 - 941 MHz</w:t>
             </w:r>
           </w:p>
         </w:tc>
@@ -1379,11 +1106,10 @@
             </w:pPr>
             <w:r>
               <w:rPr>
-                <w:i/>
-                <w:color w:val="145AA0"/>
+                <w:color w:val="282C34"/>
                 <w:sz w:val="18"/>
               </w:rPr>
-              <w:t>7\,W</w:t>
+              <w:t>7 W</w:t>
             </w:r>
           </w:p>
         </w:tc>
@@ -1404,11 +1130,10 @@
             </w:pPr>
             <w:r>
               <w:rPr>
-                <w:i/>
-                <w:color w:val="145AA0"/>
+                <w:color w:val="282C34"/>
                 <w:sz w:val="18"/>
               </w:rPr>
-              <w:t>20\,dB</w:t>
+              <w:t>20 dB</w:t>
             </w:r>
           </w:p>
         </w:tc>
@@ -1532,11 +1257,10 @@
             </w:pPr>
             <w:r>
               <w:rPr>
-                <w:i/>
-                <w:color w:val="145AA0"/>
+                <w:color w:val="282C34"/>
                 <w:sz w:val="18"/>
               </w:rPr>
-              <w:t>50\,V</w:t>
+              <w:t>50 V</w:t>
             </w:r>
           </w:p>
         </w:tc>
@@ -1558,11 +1282,10 @@
             </w:pPr>
             <w:r>
               <w:rPr>
-                <w:i/>
-                <w:color w:val="145AA0"/>
+                <w:color w:val="282C34"/>
                 <w:sz w:val="18"/>
               </w:rPr>
-              <w:t>10 - 600\,MHz</w:t>
+              <w:t>10 - 600 MHz</w:t>
             </w:r>
           </w:p>
         </w:tc>
@@ -1584,11 +1307,10 @@
             </w:pPr>
             <w:r>
               <w:rPr>
-                <w:i/>
-                <w:color w:val="145AA0"/>
+                <w:color w:val="282C34"/>
                 <w:sz w:val="18"/>
               </w:rPr>
-              <w:t>1400\,W</w:t>
+              <w:t>1400 W</w:t>
             </w:r>
           </w:p>
         </w:tc>
@@ -1610,11 +1332,10 @@
             </w:pPr>
             <w:r>
               <w:rPr>
-                <w:i/>
-                <w:color w:val="145AA0"/>
+                <w:color w:val="282C34"/>
                 <w:sz w:val="18"/>
               </w:rPr>
-              <w:t>28\,dB</w:t>
+              <w:t>28 dB</w:t>
             </w:r>
           </w:p>
         </w:tc>
@@ -1735,11 +1456,10 @@
             </w:pPr>
             <w:r>
               <w:rPr>
-                <w:i/>
-                <w:color w:val="145AA0"/>
+                <w:color w:val="282C34"/>
                 <w:sz w:val="18"/>
               </w:rPr>
-              <w:t>65\,V</w:t>
+              <w:t>65 V</w:t>
             </w:r>
           </w:p>
         </w:tc>
@@ -1760,11 +1480,10 @@
             </w:pPr>
             <w:r>
               <w:rPr>
-                <w:i/>
-                <w:color w:val="145AA0"/>
+                <w:color w:val="282C34"/>
                 <w:sz w:val="18"/>
               </w:rPr>
-              <w:t>1.8 - 400\,MHz</w:t>
+              <w:t>1.8 - 400 MHz</w:t>
             </w:r>
           </w:p>
         </w:tc>
@@ -1785,11 +1504,10 @@
             </w:pPr>
             <w:r>
               <w:rPr>
-                <w:i/>
-                <w:color w:val="145AA0"/>
+                <w:color w:val="282C34"/>
                 <w:sz w:val="18"/>
               </w:rPr>
-              <w:t>1800\,W</w:t>
+              <w:t>1800 W</w:t>
             </w:r>
           </w:p>
         </w:tc>
@@ -1810,11 +1528,10 @@
             </w:pPr>
             <w:r>
               <w:rPr>
-                <w:i/>
-                <w:color w:val="145AA0"/>
+                <w:color w:val="282C34"/>
                 <w:sz w:val="18"/>
               </w:rPr>
-              <w:t>26\,dB</w:t>
+              <w:t>26 dB</w:t>
             </w:r>
           </w:p>
         </w:tc>
@@ -1938,11 +1655,10 @@
             </w:pPr>
             <w:r>
               <w:rPr>
-                <w:i/>
-                <w:color w:val="145AA0"/>
+                <w:color w:val="282C34"/>
                 <w:sz w:val="18"/>
               </w:rPr>
-              <w:t>50\,V</w:t>
+              <w:t>50 V</w:t>
             </w:r>
           </w:p>
         </w:tc>
@@ -1964,11 +1680,10 @@
             </w:pPr>
             <w:r>
               <w:rPr>
-                <w:i/>
-                <w:color w:val="145AA0"/>
+                <w:color w:val="282C34"/>
                 <w:sz w:val="18"/>
               </w:rPr>
-              <w:t>1.8 - 600\,MHz</w:t>
+              <w:t>1.8 - 600 MHz</w:t>
             </w:r>
           </w:p>
         </w:tc>
@@ -1990,11 +1705,10 @@
             </w:pPr>
             <w:r>
               <w:rPr>
-                <w:i/>
-                <w:color w:val="145AA0"/>
+                <w:color w:val="282C34"/>
                 <w:sz w:val="18"/>
               </w:rPr>
-              <w:t>1250\,W</w:t>
+              <w:t>1250 W</w:t>
             </w:r>
           </w:p>
         </w:tc>
@@ -2016,11 +1730,10 @@
             </w:pPr>
             <w:r>
               <w:rPr>
-                <w:i/>
-                <w:color w:val="145AA0"/>
+                <w:color w:val="282C34"/>
                 <w:sz w:val="18"/>
               </w:rPr>
-              <w:t>24\,dB</w:t>
+              <w:t>24 dB</w:t>
             </w:r>
           </w:p>
         </w:tc>
